--- a/frontend/public/downloads/RMS_Estate_and_Language_Review.docx
+++ b/frontend/public/downloads/RMS_Estate_and_Language_Review.docx
@@ -9,7 +9,7 @@
           <w:color w:val="14324A"/>
           <w:sz w:val="48"/>
         </w:rPr>
-        <w:t>RMS estate: what is held, what it costs, what to do first</w:t>
+        <w:t>Estate-wide intelligence: cut, fix and prepare first</w:t>
       </w:r>
     </w:p>
     <w:p>
@@ -22,7 +22,7 @@
           <w:color w:val="70879A"/>
           <w:sz w:val="17"/>
         </w:rPr>
-        <w:t>Estate-wide census of databases, object store and file shares, with product priorities  ·  RMS</w:t>
+        <w:t>Databases, object store, file shares and language holdings, for one owner decision  ·  RMS</w:t>
       </w:r>
     </w:p>
     <w:p>
@@ -35,17 +35,17 @@
     </w:p>
     <w:p>
       <w:r>
-        <w:t>The census shows an estate of 174.3 TiB. The object store holds 130.3 TiB, which is 74.8% of the estate. File shares hold 43.6 TiB, which is 25.0%. Databases hold 0.3 TiB, which is 0.2%. Storage decisions therefore sit mainly in the object store and the file shares, not in the databases.</w:t>
+        <w:t>The estate holds 174.3 TiB, almost all of it in the object store (130.3 TiB) and file shares (43.6 TiB). The databases hold 351.3 GiB. The owner has declared all rights established, so this pack concerns cost, condition and preparation.</w:t>
       </w:r>
     </w:p>
     <w:p>
       <w:r>
-        <w:t>On cost, 41.9 TiB of the object store has not been written for over a year, and 7.7 TiB are duplicate candidates. Priced strategies bound the monthly saving at 1,174.4 USD at reference list prices. That is an upper bound, not the owner's invoice or a realised saving. 40 of 106 buckets could not be read.</w:t>
+        <w:t>Priced strategies bound the monthly saving at 1,174.4 USD at list prices, led by tiering of cold buckets at 986.5 USD. These are upper bounds, not invoice savings, and read use of the cold data was not measured.</w:t>
       </w:r>
     </w:p>
     <w:p>
       <w:r>
-        <w:t>On condition and products, 23.0% of database rows are degraded, 81.7% carry empty required-looking fields and 71.8% of sampled rows carry personal-data markers. These are preparation tasks. The owner has declared rights established, so no recommendation depends on rights. Three products are proposed as first specifications.</w:t>
+        <w:t>Database rows need completeness repair and de-identification or aggregation before products use them. Reference data and the content catalogue are the proposed first products. Nothing has been moved, deleted or released.</w:t>
       </w:r>
     </w:p>
     <w:p>
@@ -557,17 +557,17 @@
         <w:pStyle w:val="Heading1"/>
       </w:pPr>
       <w:r>
-        <w:t>Databases are a sliver of the estate</w:t>
+        <w:t>The object store and file shares dominate the estate</w:t>
       </w:r>
     </w:p>
     <w:p>
       <w:r>
-        <w:t>The estate holds 174.3 TiB, and the object store alone accounts for 130.3 TiB. File shares add 43.6 TiB, and the databases hold only 0.3 TiB. All of these are measured holdings.</w:t>
+        <w:t>Of 174.3 TiB, the object store holds 130.3 TiB (74.8%) and file shares 43.6 TiB (25.0%). Databases are 0.2% of the estate. Store totals are rounded, so they should not be read as an exact reconciliation.</w:t>
       </w:r>
     </w:p>
     <w:p>
       <w:r>
-        <w:t>The owner's storage agenda is therefore an object-store and file-share agenda. Database cleanup remains worthwhile for quality, but it cannot materially move the total.</w:t>
+        <w:t>The consequence is plain: carrying-cost work belongs with storage at scale. Databases matter for reuse value, not for bytes.</w:t>
       </w:r>
     </w:p>
     <w:p>
@@ -619,7 +619,7 @@
           <w:color w:val="70879A"/>
           <w:sz w:val="17"/>
         </w:rPr>
-        <w:t>Figure: Manage the estate as a whole: databases are small beside 130.3 TiB of objects and 43.6 TiB of file shares.</w:t>
+        <w:t>Figure: Cost attention belongs to storage scale; the databases, at 0.3 TiB, matter for reuse value rather than for bytes.</w:t>
       </w:r>
     </w:p>
     <w:p>
@@ -641,17 +641,17 @@
         <w:pStyle w:val="Heading1"/>
       </w:pPr>
       <w:r>
-        <w:t>One bucket dominates the object store</w:t>
+        <w:t>One bucket holds most of the object store</w:t>
       </w:r>
     </w:p>
     <w:p>
       <w:r>
-        <w:t>The largest bucket holds 86.3 TiB, which is 66.2% of the object store. A handful of bucket-level decisions therefore decide most of the bytes.</w:t>
+        <w:t>The largest bucket holds 86.3 TiB, 66.2% of the 130.3 TiB in the object store. Several of the next largest buckets are marked cold, meaning nothing new has been written for over a year.</w:t>
       </w:r>
     </w:p>
     <w:p>
       <w:r>
-        <w:t>Size alone does not make a bucket an archive or deletion candidate. A cold label means nothing has been written for over a year. It does not mean nobody reads the data, because reads were not measured.</w:t>
+        <w:t>Size alone does not show waste, and no-write age does not show absence of reads. The table of buckets under review gives each bucket's last write and proposed action.</w:t>
       </w:r>
     </w:p>
     <w:p>
@@ -703,7 +703,7 @@
           <w:color w:val="70879A"/>
           <w:sz w:val="17"/>
         </w:rPr>
-        <w:t>Figure: The largest bucket is 86.3 TiB, which is 66.2% of the object store, so a few decisions move most of the bytes.</w:t>
+        <w:t>Figure: Review the largest buckets first, but size alone does not show waste; the table of buckets under review gives each one's last write.</w:t>
       </w:r>
     </w:p>
     <w:p>
@@ -730,12 +730,12 @@
     </w:p>
     <w:p>
       <w:r>
-        <w:t>The estate is 174.3 TiB. The object store accounts for 130.3 TiB across 106 buckets and 23.0m objects, which is 74.8% of the estate. File shares account for 43.6 TiB in 16 shares and 1.5m files, which is 25.0%.</w:t>
+        <w:t>The estate holds 174.3 TiB across three kinds of store. The object store holds 130.3 TiB in 106 buckets and 23.0m objects; file shares hold 43.6 TiB in 16 shares and 1.5m files; databases hold 351.3 GiB in 20 databases and 1006 tables.</w:t>
       </w:r>
     </w:p>
     <w:p>
       <w:r>
-        <w:t>Databases account for 0.3 TiB, which is 0.2%, and 351.3 GiB of that is data and index. No invoice-based holding cost was supplied, so this document gives no estimate of today's bill.</w:t>
+        <w:t>40 buckets could not be read, so the object-store figure covers readable buckets only. This is measured coverage, not a complete account of inaccessible sources.</w:t>
       </w:r>
     </w:p>
     <w:p>
@@ -743,17 +743,17 @@
         <w:pStyle w:val="Heading1"/>
       </w:pPr>
       <w:r>
-        <w:t>What is under review and where it is proposed to go</w:t>
+        <w:t>The exact sources under review</w:t>
       </w:r>
     </w:p>
     <w:p>
       <w:r>
-        <w:t>The tables beside this chapter name the buckets, database tables and file shares reviewed, what was measured in each and a proposed destination. 41.9 TiB of the object store is write-inactive across 43 buckets. 7.7 TiB are duplicate candidates, about 5.0% of objects.</w:t>
+        <w:t>41.9 TiB of the object store has not been written for over a year, across 43 buckets. 7.7 TiB, 5.0% of objects, are duplicate candidates matched on size and fingerprint, which for large uploads is not a content hash.</w:t>
       </w:r>
     </w:p>
     <w:p>
       <w:r>
-        <w:t>Duplicate candidates match on size and a storage fingerprint, which for large uploads is not a content hash. 40 buckets could not be listed. File shares carry sizes and dates but no fingerprints. Every destination is a proposal and nothing has moved.</w:t>
+        <w:t>The tables beside this chapter name each bucket, database table, file share and unreadable bucket. Database strategy bytes are strategy totals rather than table sizes, file-share duplication is unmeasured, and unreadable buckets need reconciling with the provider, not assuming deleted.</w:t>
       </w:r>
     </w:p>
     <w:p>
@@ -10288,17 +10288,17 @@
         <w:pStyle w:val="Heading1"/>
       </w:pPr>
       <w:r>
-        <w:t>Which strategies reach the most bytes</w:t>
+        <w:t>Two object-store moves address nearly all reclaimable bytes</w:t>
       </w:r>
     </w:p>
     <w:p>
       <w:r>
-        <w:t>Archive tiering of write-inactive buckets and reconciliation of duplicate objects address by far the most bytes. With the table strategy, the three largest address 100.0% of what all strategies reach.</w:t>
+        <w:t>Cold-bucket tiering and duplicate reconciliation lead the strategies by a wide margin. The three largest strategies address 100.0% of the 50,799.8 GiB that all cost strategies reach.</w:t>
       </w:r>
     </w:p>
     <w:p>
       <w:r>
-        <w:t>These are estimates. The strategies may overlap, so their bytes must not be summed into a new total. Write inactivity across 32.1% of the object store does not show that the data is unused.</w:t>
+        <w:t>Addressed bytes include data moved to a cheaper tier, not only data removed. Because cold means unwritten rather than unread, retrieval behaviour must be checked first.</w:t>
       </w:r>
     </w:p>
     <w:p>
@@ -10350,7 +10350,7 @@
           <w:color w:val="70879A"/>
           <w:sz w:val="17"/>
         </w:rPr>
-        <w:t>Figure: The three largest strategies address 100.0% of the bytes all strategies reach, but these are estimates and the strategies may overlap.</w:t>
+        <w:t>Figure: The three largest strategies address 100.0% of the 50,799.8 GiB that all strategies reach, and archive-class tiering is a cheaper tier, not deletion.</w:t>
       </w:r>
     </w:p>
     <w:p>
@@ -10377,12 +10377,12 @@
     </w:p>
     <w:p>
       <w:r>
-        <w:t>Archive tiering is priced at 986.5 USD a month for 42,891.0 GiB. Duplicate reconciliation is priced at 180.3 USD for 7,839.5 GiB. Cold storage for tables is priced at 5.9 USD for 54.1 GiB. The priced total is 1,174.4 USD a month.</w:t>
+        <w:t>Tiering cold buckets is bounded at 986.5 USD a month over 42,891.0 GiB. Reconciling duplicate objects is bounded at 180.3 USD over 7,839.5 GiB. Moving cold tables is bounded at 5.9 USD over 54.1 GiB.</w:t>
       </w:r>
     </w:p>
     <w:p>
       <w:r>
-        <w:t>All three are upper bounds at list prices. Archive tiering needs retrieval fees and read patterns checked. Duplicate reconciliation needs content-hash confirmation. Table cold storage is small and needs a timestamp check. None is a guaranteed net saving.</w:t>
+        <w:t>All three are list-price estimates, not invoice figures, and no current spend baseline was supplied. Each needs its own check: read use and retrieval fees, content hashing, and timestamp coverage respectively. Overall, the priced upper bound is 1,174.4 USD a month.</w:t>
       </w:r>
     </w:p>
     <w:tbl>
@@ -10614,7 +10614,7 @@
           <w:color w:val="70879A"/>
           <w:sz w:val="17"/>
         </w:rPr>
-        <w:t>Archive tiering is the largest priced move, duplicate reconciliation needs hash confirmation, and table cold storage is small; the priced total is at most 1,174.4 USD a month.</w:t>
+        <w:t>Monthly upper bounds at list prices are 986.5, 180.3 and 5.9 USD; each needs its own verification before action.</w:t>
       </w:r>
     </w:p>
     <w:p>
@@ -10636,17 +10636,17 @@
         <w:pStyle w:val="Heading1"/>
       </w:pPr>
       <w:r>
-        <w:t>Condition indicators describe different things</w:t>
+        <w:t>Completeness and damage outweigh duplication</w:t>
       </w:r>
     </w:p>
     <w:p>
       <w:r>
-        <w:t>Exact duplicate rows are 1.5%, but 23.0% of rows are degraded and 81.7% carry empty required-looking fields. 71.8% of sampled rows carry personal-data markers.</w:t>
+        <w:t>An estimated 81.7% of rows carry empty required-looking fields and 23.0% are degraded, against 1.5% exact duplicates. 71.8% of 1.0m sampled rows carry personal-data markers.</w:t>
       </w:r>
     </w:p>
     <w:p>
       <w:r>
-        <w:t>The indicators use different denominators and some are sampled, so they are not additive. Empty required-looking fields are a heuristic, not necessarily a breach of a database constraint. This is database evidence only, not a reading of every store.</w:t>
+        <w:t>These measures have different bases, so they overlap and must not be added. They are estimates from complete passes where tables allowed and stratified samples elsewhere, and they should not be stretched to the whole estate.</w:t>
       </w:r>
     </w:p>
     <w:p>
@@ -10698,7 +10698,7 @@
           <w:color w:val="70879A"/>
           <w:sz w:val="17"/>
         </w:rPr>
-        <w:t>Figure: These ratios overlap and use different samples, so read each on its own and do not add them.</w:t>
+        <w:t>Figure: Completeness is the main repair task: 81.7% of rows carry empty required-looking fields against 1.5% exact duplicates; the bases differ, so the shares must not be added.</w:t>
       </w:r>
     </w:p>
     <w:p>
@@ -10720,17 +10720,17 @@
         <w:pStyle w:val="Heading1"/>
       </w:pPr>
       <w:r>
-        <w:t>Database bytes sit in very few places</w:t>
+        <w:t>Database bytes are concentrated</w:t>
       </w:r>
     </w:p>
     <w:p>
       <w:r>
-        <w:t>The databases hold 351.3 GiB in all, and the largest databases hold 350.3 GiB, which is 99.7% of database bytes. The denominator is database bytes, not the whole estate.</w:t>
+        <w:t>The largest databases hold 99.7% of the 351.3 GiB in databases, so database-scale investigation should start there.</w:t>
       </w:r>
     </w:p>
     <w:p>
       <w:r>
-        <w:t>The footprint locates where cleanup effort would land. It does not show that the largest database has the worst quality.</w:t>
+        <w:t>This is a prioritisation map. It does not show that the largest database causes every condition finding, nor that it holds most bytes of the whole estate.</w:t>
       </w:r>
     </w:p>
     <w:p>
@@ -10782,7 +10782,7 @@
           <w:color w:val="70879A"/>
           <w:sz w:val="17"/>
         </w:rPr>
-        <w:t>Figure: The largest databases hold 99.7% of database bytes. Concentration of bytes does not show that the same database has the worst quality.</w:t>
+        <w:t>Figure: The largest databases hold 99.7% of the 351.3 GiB; treat this as a map for effort, not proof that one database causes every condition finding.</w:t>
       </w:r>
     </w:p>
     <w:p>
@@ -10804,17 +10804,17 @@
         <w:pStyle w:val="Heading1"/>
       </w:pPr>
       <w:r>
-        <w:t>Preparation burden in the rows</w:t>
+        <w:t>What condition the rows are in</w:t>
       </w:r>
     </w:p>
     <w:p>
       <w:r>
-        <w:t>Exact duplicates are low at 1.5%. The larger burdens are degradation at 23.0% and empty required-looking fields at 81.7%. 71.8% of 1.0m sampled rows carry personal-data markers. The owner should prioritise completeness, cleansing and de-identification on the tables a chosen product needs.</w:t>
+        <w:t>Exact duplicates are an estimated 1.5% of rows and degraded rows 23.0%. 81.7% of rows carry empty required-looking fields; these flags are heuristic, so decide per product which fields truly matter. Dead columns are 13.0% of measured columns.</w:t>
       </w:r>
     </w:p>
     <w:p>
       <w:r>
-        <w:t>15.4% of database bytes have not been written for over a year, and 368 tables are empty. 13.0% of columns are dead, and 71 table pairs duplicate each other. Rights are settled, so markers lead to preparation, not to a rights question.</w:t>
+        <w:t>71.8% of the 1.0m sampled rows carry personal-data markers. That is a measured condition to prepare for, by de-identification or aggregation, and not a rights question. 15.4% of bytes have not been written for over a year.</w:t>
       </w:r>
     </w:p>
     <w:p>
@@ -10827,12 +10827,12 @@
     </w:p>
     <w:p>
       <w:r>
-        <w:t>Recorded audio is 529.5 hours. Once music windows are set aside, an estimated 421.4 hours remain as speech and 108.2 hours are music. Speech is concentrated in six folders, while two folders hold little.</w:t>
+        <w:t>Of 529.5 recorded hours, an estimated 421.4 are speech and 108.2 are music, found by removing windows the detector called music. Six larger folders carry most of the speech.</w:t>
       </w:r>
     </w:p>
     <w:p>
       <w:r>
-        <w:t>These are estimates from a music detector. They scope language-specific preparation but do not promise a verified, balanced or training-ready corpus.</w:t>
+        <w:t>The two smallest folders hold too little to support a pilot alone. Non-music duration is a detector-based proxy, not verified usable speech.</w:t>
       </w:r>
     </w:p>
     <w:p>
@@ -10884,7 +10884,7 @@
           <w:color w:val="70879A"/>
           <w:sz w:val="17"/>
         </w:rPr>
-        <w:t>Figure: Speech hours are estimates after music removal, so use them to scope language preparation, not as a verified corpus.</w:t>
+        <w:t>Figure: Six larger folders carry most of the speech; the two smallest folders hold too little to support a pilot on their own.</w:t>
       </w:r>
     </w:p>
     <w:p>
@@ -10906,17 +10906,17 @@
         <w:pStyle w:val="Heading1"/>
       </w:pPr>
       <w:r>
-        <w:t>Agreement with the folder language</w:t>
+        <w:t>Language agreement varies by folder</w:t>
       </w:r>
     </w:p>
     <w:p>
       <w:r>
-        <w:t>Across all folders 82.3% of labelled windows agree with the folder language, and 10.7% of speech windows were declined. Agreement is lowest in the Kikamba and Kiswahili folders among the large ones, and is nil in the smallest folder.</w:t>
+        <w:t>Overall 82.3% of judged windows agree with the folder language, and the model declined to label 10.7%. Agreement differs between folders, and one folder shows none.</w:t>
       </w:r>
     </w:p>
     <w:p>
       <w:r>
-        <w:t>Agreement is a model reading on labelled windows, not human verification. It tells the owner where to aim human validation, not how accurate the folders are.</w:t>
+        <w:t>These are model readings, not human labels. They justify a language review before packaging, not a claim about transcription accuracy or intelligibility.</w:t>
       </w:r>
     </w:p>
     <w:p>
@@ -10968,7 +10968,7 @@
           <w:color w:val="70879A"/>
           <w:sz w:val="17"/>
         </w:rPr>
-        <w:t>Figure: Agreement is a model reading on labelled windows, so aim human validation at the folders where it is lowest.</w:t>
+        <w:t>Figure: Overall 82.3% of judged windows agree with the folder; the model declined to label 10.7%. These are model readings, not human verification.</w:t>
       </w:r>
     </w:p>
     <w:p>
@@ -10990,17 +10990,17 @@
         <w:pStyle w:val="Heading1"/>
       </w:pPr>
       <w:r>
-        <w:t>Audio held and its condition</w:t>
+        <w:t>Audio condition and preparation needs</w:t>
       </w:r>
     </w:p>
     <w:p>
       <w:r>
-        <w:t>The staged corpus has 3958 files across 8 language folders, with 529.5 hours recorded, an estimated 421.4 hours of speech and 108.2 hours of music. 20.4% of windows were called music, and music is the majority in 539 files. The reading cost 1.0 GPU-hours.</w:t>
+        <w:t>The staged corpus holds 529.5 hours in 3958 files across 8 language folders. Music is the majority in 539 files and 20.4% of windows overall; filter these before any speech product. Digital silence was 0.0% of windows.</w:t>
       </w:r>
     </w:p>
     <w:p>
       <w:r>
-        <w:t>The tables beside this chapter show hours, agreement and quality signals by folder. Noise and intelligibility were not scored, so music filtering and language validation should come before any product packaging.</w:t>
+        <w:t>Noise and intelligibility were not scored. For a bounded pilot, filter music, check language by folder and take a human listening sample. The reading cost 1.0 GPU-hours, so extending it is inexpensive.</w:t>
       </w:r>
     </w:p>
     <w:p>
@@ -13919,12 +13919,12 @@
     </w:p>
     <w:p>
       <w:r>
-        <w:t>The archive holds 248841 live scripts from 13 stations. Muuga FM, Radio Citizen and Chamgei hold the most, and Ramogi FM, the Luo station, holds the fewest.</w:t>
+        <w:t>The archive holds 248841 live scripts from 13 stations, totalling 189.3m characters. Holdings are uneven across stations.</w:t>
       </w:r>
     </w:p>
     <w:p>
       <w:r>
-        <w:t>The station language is the station's broadcast language from the estate's own table. The script text was not read, so the language of each script is unverified.</w:t>
+        <w:t>The language shown is the station's broadcast language from the estate's own table. The scripts were counted and sized, not read.</w:t>
       </w:r>
     </w:p>
     <w:p>
@@ -13976,7 +13976,7 @@
           <w:color w:val="70879A"/>
           <w:sz w:val="17"/>
         </w:rPr>
-        <w:t>Figure: 248841 live scripts come from 13 stations. Language is the station's broadcast language, since the script text was not read.</w:t>
+        <w:t>Figure: Holdings total 248841 scripts from 13 stations; the language shown is the station's broadcast language, not a reading of each script.</w:t>
       </w:r>
     </w:p>
     <w:p>
@@ -14003,12 +14003,12 @@
     </w:p>
     <w:p>
       <w:r>
-        <w:t>On the days a station has scripts, the mean number of distinct bulletin hours is below a full day for every station. The lowest is Ramogi FM.</w:t>
+        <w:t>Even on days that carry scripts, no station averages a full day of bulletin hours. Scripts exist on only 226 dates across a 1432-day span, 15.8% of days.</w:t>
       </w:r>
     </w:p>
     <w:p>
       <w:r>
-        <w:t>The measure counts distinct scripted hour slots. It does not measure continuous coverage or broadcast duration, and it is not an average over days without scripts.</w:t>
+        <w:t>Coverage cannot therefore be assumed continuous. The day-level and hour-slot tables show exactly which days and hours exist.</w:t>
       </w:r>
     </w:p>
     <w:p>
@@ -14060,7 +14060,7 @@
           <w:color w:val="70879A"/>
           <w:sz w:val="17"/>
         </w:rPr>
-        <w:t>Figure: The measure counts distinct scripted hour slots on scripted days, not continuous coverage or broadcast duration.</w:t>
+        <w:t>Figure: Scripts exist on only 226 dates across 1432 days (15.8%), so coverage cannot be assumed continuous; the day-level tables show exactly which hours exist.</w:t>
       </w:r>
     </w:p>
     <w:p>
@@ -14082,17 +14082,17 @@
         <w:pStyle w:val="Heading1"/>
       </w:pPr>
       <w:r>
-        <w:t>Three written-text inventories</w:t>
+        <w:t>Three text inventories, kept separate</w:t>
       </w:r>
     </w:p>
     <w:p>
       <w:r>
-        <w:t>The news archive holds 248841 live scripts and 189.3m characters from 13 stations on 226 dates across a 1432-day span, which is 15.8% of days. 38.0% of script rows are revisions, and 159100 distinct texts remain (63.9% of live rows).</w:t>
+        <w:t>News scripts number 248841 live rows, of which 38.0% are revisions; 159100 distinct texts remain (63.9%) and 10206 rows are marked deleted. Deduplicate before any use. The text model read 2245 transcripts, and 99.4% of passages agree with the folder language; 1694 transcripts were not reached.</w:t>
       </w:r>
     </w:p>
     <w:p>
       <w:r>
-        <w:t>The text model read 399 transcripts and 99.6% of passages agree with the folder language, but 3540 were not reached. The workbench registers 83014 recordings, 12,290.6 hours and 489418 segments in 13 languages. It may overlap the staged corpus, so the two are never added.</w:t>
+        <w:t>The workbench registers 83014 recordings, 12,290.6 hours and 489418 segments in 13 languages. It is a separate inventory that may overlap the staged corpus, so the inventories are never added together.</w:t>
       </w:r>
     </w:p>
     <w:p>
@@ -17494,7 +17494,7 @@
                 <w:rFonts w:ascii="Courier New" w:hAnsi="Courier New"/>
                 <w:sz w:val="19"/>
               </w:rPr>
-              <w:t>399</w:t>
+              <w:t>698</w:t>
             </w:r>
           </w:p>
         </w:tc>
@@ -17512,7 +17512,7 @@
                 <w:rFonts w:ascii="Courier New" w:hAnsi="Courier New"/>
                 <w:sz w:val="19"/>
               </w:rPr>
-              <w:t>2694168</w:t>
+              <w:t>4474462</w:t>
             </w:r>
           </w:p>
         </w:tc>
@@ -17530,7 +17530,7 @@
                 <w:rFonts w:ascii="Courier New" w:hAnsi="Courier New"/>
                 <w:sz w:val="19"/>
               </w:rPr>
-              <w:t>385453</w:t>
+              <w:t>638478</w:t>
             </w:r>
           </w:p>
         </w:tc>
@@ -17548,7 +17548,7 @@
                 <w:rFonts w:ascii="Courier New" w:hAnsi="Courier New"/>
                 <w:sz w:val="19"/>
               </w:rPr>
-              <w:t>2004</w:t>
+              <w:t>3344</w:t>
             </w:r>
           </w:p>
         </w:tc>
@@ -17584,7 +17584,835 @@
                 <w:rFonts w:ascii="Courier New" w:hAnsi="Courier New"/>
                 <w:sz w:val="19"/>
               </w:rPr>
-              <w:t>399</w:t>
+              <w:t>697</w:t>
+            </w:r>
+          </w:p>
+        </w:tc>
+      </w:tr>
+      <w:tr>
+        <w:tc>
+          <w:tcPr>
+            <w:tcW w:type="dxa" w:w="1176"/>
+          </w:tcPr>
+          <w:p>
+            <w:r/>
+            <w:r>
+              <w:rPr>
+                <w:sz w:val="19"/>
+              </w:rPr>
+              <w:t>kik</w:t>
+            </w:r>
+          </w:p>
+        </w:tc>
+        <w:tc>
+          <w:tcPr>
+            <w:tcW w:type="dxa" w:w="1176"/>
+          </w:tcPr>
+          <w:p>
+            <w:r/>
+            <w:r>
+              <w:rPr>
+                <w:sz w:val="19"/>
+              </w:rPr>
+              <w:t>Gikuyu (Kikuyu)</w:t>
+            </w:r>
+          </w:p>
+        </w:tc>
+        <w:tc>
+          <w:tcPr>
+            <w:tcW w:type="dxa" w:w="1176"/>
+          </w:tcPr>
+          <w:p>
+            <w:pPr>
+              <w:jc w:val="right"/>
+            </w:pPr>
+            <w:r/>
+            <w:r>
+              <w:rPr>
+                <w:rFonts w:ascii="Courier New" w:hAnsi="Courier New"/>
+                <w:sz w:val="19"/>
+              </w:rPr>
+              <w:t>298</w:t>
+            </w:r>
+          </w:p>
+        </w:tc>
+        <w:tc>
+          <w:tcPr>
+            <w:tcW w:type="dxa" w:w="1176"/>
+          </w:tcPr>
+          <w:p>
+            <w:pPr>
+              <w:jc w:val="right"/>
+            </w:pPr>
+            <w:r/>
+            <w:r>
+              <w:rPr>
+                <w:rFonts w:ascii="Courier New" w:hAnsi="Courier New"/>
+                <w:sz w:val="19"/>
+              </w:rPr>
+              <w:t>1767236</w:t>
+            </w:r>
+          </w:p>
+        </w:tc>
+        <w:tc>
+          <w:tcPr>
+            <w:tcW w:type="dxa" w:w="1176"/>
+          </w:tcPr>
+          <w:p>
+            <w:pPr>
+              <w:jc w:val="right"/>
+            </w:pPr>
+            <w:r/>
+            <w:r>
+              <w:rPr>
+                <w:rFonts w:ascii="Courier New" w:hAnsi="Courier New"/>
+                <w:sz w:val="19"/>
+              </w:rPr>
+              <w:t>272741</w:t>
+            </w:r>
+          </w:p>
+        </w:tc>
+        <w:tc>
+          <w:tcPr>
+            <w:tcW w:type="dxa" w:w="1176"/>
+          </w:tcPr>
+          <w:p>
+            <w:pPr>
+              <w:jc w:val="right"/>
+            </w:pPr>
+            <w:r/>
+            <w:r>
+              <w:rPr>
+                <w:rFonts w:ascii="Courier New" w:hAnsi="Courier New"/>
+                <w:sz w:val="19"/>
+              </w:rPr>
+              <w:t>1323</w:t>
+            </w:r>
+          </w:p>
+        </w:tc>
+        <w:tc>
+          <w:tcPr>
+            <w:tcW w:type="dxa" w:w="1176"/>
+          </w:tcPr>
+          <w:p>
+            <w:pPr>
+              <w:jc w:val="right"/>
+            </w:pPr>
+            <w:r/>
+            <w:r>
+              <w:rPr>
+                <w:rFonts w:ascii="Courier New" w:hAnsi="Courier New"/>
+                <w:sz w:val="19"/>
+              </w:rPr>
+              <w:t>99.3%</w:t>
+            </w:r>
+          </w:p>
+        </w:tc>
+        <w:tc>
+          <w:tcPr>
+            <w:tcW w:type="dxa" w:w="1176"/>
+          </w:tcPr>
+          <w:p>
+            <w:pPr>
+              <w:jc w:val="right"/>
+            </w:pPr>
+            <w:r/>
+            <w:r>
+              <w:rPr>
+                <w:rFonts w:ascii="Courier New" w:hAnsi="Courier New"/>
+                <w:sz w:val="19"/>
+              </w:rPr>
+              <w:t>296</w:t>
+            </w:r>
+          </w:p>
+        </w:tc>
+      </w:tr>
+      <w:tr>
+        <w:tc>
+          <w:tcPr>
+            <w:tcW w:type="dxa" w:w="1176"/>
+          </w:tcPr>
+          <w:p>
+            <w:r/>
+            <w:r>
+              <w:rPr>
+                <w:sz w:val="19"/>
+              </w:rPr>
+              <w:t>luo</w:t>
+            </w:r>
+          </w:p>
+        </w:tc>
+        <w:tc>
+          <w:tcPr>
+            <w:tcW w:type="dxa" w:w="1176"/>
+          </w:tcPr>
+          <w:p>
+            <w:r/>
+            <w:r>
+              <w:rPr>
+                <w:sz w:val="19"/>
+              </w:rPr>
+              <w:t>Dholuo (Luo)</w:t>
+            </w:r>
+          </w:p>
+        </w:tc>
+        <w:tc>
+          <w:tcPr>
+            <w:tcW w:type="dxa" w:w="1176"/>
+          </w:tcPr>
+          <w:p>
+            <w:pPr>
+              <w:jc w:val="right"/>
+            </w:pPr>
+            <w:r/>
+            <w:r>
+              <w:rPr>
+                <w:rFonts w:ascii="Courier New" w:hAnsi="Courier New"/>
+                <w:sz w:val="19"/>
+              </w:rPr>
+              <w:t>298</w:t>
+            </w:r>
+          </w:p>
+        </w:tc>
+        <w:tc>
+          <w:tcPr>
+            <w:tcW w:type="dxa" w:w="1176"/>
+          </w:tcPr>
+          <w:p>
+            <w:pPr>
+              <w:jc w:val="right"/>
+            </w:pPr>
+            <w:r/>
+            <w:r>
+              <w:rPr>
+                <w:rFonts w:ascii="Courier New" w:hAnsi="Courier New"/>
+                <w:sz w:val="19"/>
+              </w:rPr>
+              <w:t>2347383</w:t>
+            </w:r>
+          </w:p>
+        </w:tc>
+        <w:tc>
+          <w:tcPr>
+            <w:tcW w:type="dxa" w:w="1176"/>
+          </w:tcPr>
+          <w:p>
+            <w:pPr>
+              <w:jc w:val="right"/>
+            </w:pPr>
+            <w:r/>
+            <w:r>
+              <w:rPr>
+                <w:rFonts w:ascii="Courier New" w:hAnsi="Courier New"/>
+                <w:sz w:val="19"/>
+              </w:rPr>
+              <w:t>417575</w:t>
+            </w:r>
+          </w:p>
+        </w:tc>
+        <w:tc>
+          <w:tcPr>
+            <w:tcW w:type="dxa" w:w="1176"/>
+          </w:tcPr>
+          <w:p>
+            <w:pPr>
+              <w:jc w:val="right"/>
+            </w:pPr>
+            <w:r/>
+            <w:r>
+              <w:rPr>
+                <w:rFonts w:ascii="Courier New" w:hAnsi="Courier New"/>
+                <w:sz w:val="19"/>
+              </w:rPr>
+              <w:t>1717</w:t>
+            </w:r>
+          </w:p>
+        </w:tc>
+        <w:tc>
+          <w:tcPr>
+            <w:tcW w:type="dxa" w:w="1176"/>
+          </w:tcPr>
+          <w:p>
+            <w:pPr>
+              <w:jc w:val="right"/>
+            </w:pPr>
+            <w:r/>
+            <w:r>
+              <w:rPr>
+                <w:rFonts w:ascii="Courier New" w:hAnsi="Courier New"/>
+                <w:sz w:val="19"/>
+              </w:rPr>
+              <w:t>99.9%</w:t>
+            </w:r>
+          </w:p>
+        </w:tc>
+        <w:tc>
+          <w:tcPr>
+            <w:tcW w:type="dxa" w:w="1176"/>
+          </w:tcPr>
+          <w:p>
+            <w:pPr>
+              <w:jc w:val="right"/>
+            </w:pPr>
+            <w:r/>
+            <w:r>
+              <w:rPr>
+                <w:rFonts w:ascii="Courier New" w:hAnsi="Courier New"/>
+                <w:sz w:val="19"/>
+              </w:rPr>
+              <w:t>298</w:t>
+            </w:r>
+          </w:p>
+        </w:tc>
+      </w:tr>
+      <w:tr>
+        <w:tc>
+          <w:tcPr>
+            <w:tcW w:type="dxa" w:w="1176"/>
+          </w:tcPr>
+          <w:p>
+            <w:r/>
+            <w:r>
+              <w:rPr>
+                <w:sz w:val="19"/>
+              </w:rPr>
+              <w:t>swa</w:t>
+            </w:r>
+          </w:p>
+        </w:tc>
+        <w:tc>
+          <w:tcPr>
+            <w:tcW w:type="dxa" w:w="1176"/>
+          </w:tcPr>
+          <w:p>
+            <w:r/>
+            <w:r>
+              <w:rPr>
+                <w:sz w:val="19"/>
+              </w:rPr>
+              <w:t>Kiswahili</w:t>
+            </w:r>
+          </w:p>
+        </w:tc>
+        <w:tc>
+          <w:tcPr>
+            <w:tcW w:type="dxa" w:w="1176"/>
+          </w:tcPr>
+          <w:p>
+            <w:pPr>
+              <w:jc w:val="right"/>
+            </w:pPr>
+            <w:r/>
+            <w:r>
+              <w:rPr>
+                <w:rFonts w:ascii="Courier New" w:hAnsi="Courier New"/>
+                <w:sz w:val="19"/>
+              </w:rPr>
+              <w:t>298</w:t>
+            </w:r>
+          </w:p>
+        </w:tc>
+        <w:tc>
+          <w:tcPr>
+            <w:tcW w:type="dxa" w:w="1176"/>
+          </w:tcPr>
+          <w:p>
+            <w:pPr>
+              <w:jc w:val="right"/>
+            </w:pPr>
+            <w:r/>
+            <w:r>
+              <w:rPr>
+                <w:rFonts w:ascii="Courier New" w:hAnsi="Courier New"/>
+                <w:sz w:val="19"/>
+              </w:rPr>
+              <w:t>2599230</w:t>
+            </w:r>
+          </w:p>
+        </w:tc>
+        <w:tc>
+          <w:tcPr>
+            <w:tcW w:type="dxa" w:w="1176"/>
+          </w:tcPr>
+          <w:p>
+            <w:pPr>
+              <w:jc w:val="right"/>
+            </w:pPr>
+            <w:r/>
+            <w:r>
+              <w:rPr>
+                <w:rFonts w:ascii="Courier New" w:hAnsi="Courier New"/>
+                <w:sz w:val="19"/>
+              </w:rPr>
+              <w:t>411682</w:t>
+            </w:r>
+          </w:p>
+        </w:tc>
+        <w:tc>
+          <w:tcPr>
+            <w:tcW w:type="dxa" w:w="1176"/>
+          </w:tcPr>
+          <w:p>
+            <w:pPr>
+              <w:jc w:val="right"/>
+            </w:pPr>
+            <w:r/>
+            <w:r>
+              <w:rPr>
+                <w:rFonts w:ascii="Courier New" w:hAnsi="Courier New"/>
+                <w:sz w:val="19"/>
+              </w:rPr>
+              <w:t>1884</w:t>
+            </w:r>
+          </w:p>
+        </w:tc>
+        <w:tc>
+          <w:tcPr>
+            <w:tcW w:type="dxa" w:w="1176"/>
+          </w:tcPr>
+          <w:p>
+            <w:pPr>
+              <w:jc w:val="right"/>
+            </w:pPr>
+            <w:r/>
+            <w:r>
+              <w:rPr>
+                <w:rFonts w:ascii="Courier New" w:hAnsi="Courier New"/>
+                <w:sz w:val="19"/>
+              </w:rPr>
+              <w:t>99.6%</w:t>
+            </w:r>
+          </w:p>
+        </w:tc>
+        <w:tc>
+          <w:tcPr>
+            <w:tcW w:type="dxa" w:w="1176"/>
+          </w:tcPr>
+          <w:p>
+            <w:pPr>
+              <w:jc w:val="right"/>
+            </w:pPr>
+            <w:r/>
+            <w:r>
+              <w:rPr>
+                <w:rFonts w:ascii="Courier New" w:hAnsi="Courier New"/>
+                <w:sz w:val="19"/>
+              </w:rPr>
+              <w:t>298</w:t>
+            </w:r>
+          </w:p>
+        </w:tc>
+      </w:tr>
+      <w:tr>
+        <w:tc>
+          <w:tcPr>
+            <w:tcW w:type="dxa" w:w="1176"/>
+          </w:tcPr>
+          <w:p>
+            <w:r/>
+            <w:r>
+              <w:rPr>
+                <w:sz w:val="19"/>
+              </w:rPr>
+              <w:t>kam</w:t>
+            </w:r>
+          </w:p>
+        </w:tc>
+        <w:tc>
+          <w:tcPr>
+            <w:tcW w:type="dxa" w:w="1176"/>
+          </w:tcPr>
+          <w:p>
+            <w:r/>
+            <w:r>
+              <w:rPr>
+                <w:sz w:val="19"/>
+              </w:rPr>
+              <w:t>Kikamba (Kamba)</w:t>
+            </w:r>
+          </w:p>
+        </w:tc>
+        <w:tc>
+          <w:tcPr>
+            <w:tcW w:type="dxa" w:w="1176"/>
+          </w:tcPr>
+          <w:p>
+            <w:pPr>
+              <w:jc w:val="right"/>
+            </w:pPr>
+            <w:r/>
+            <w:r>
+              <w:rPr>
+                <w:rFonts w:ascii="Courier New" w:hAnsi="Courier New"/>
+                <w:sz w:val="19"/>
+              </w:rPr>
+              <w:t>298</w:t>
+            </w:r>
+          </w:p>
+        </w:tc>
+        <w:tc>
+          <w:tcPr>
+            <w:tcW w:type="dxa" w:w="1176"/>
+          </w:tcPr>
+          <w:p>
+            <w:pPr>
+              <w:jc w:val="right"/>
+            </w:pPr>
+            <w:r/>
+            <w:r>
+              <w:rPr>
+                <w:rFonts w:ascii="Courier New" w:hAnsi="Courier New"/>
+                <w:sz w:val="19"/>
+              </w:rPr>
+              <w:t>1058430</w:t>
+            </w:r>
+          </w:p>
+        </w:tc>
+        <w:tc>
+          <w:tcPr>
+            <w:tcW w:type="dxa" w:w="1176"/>
+          </w:tcPr>
+          <w:p>
+            <w:pPr>
+              <w:jc w:val="right"/>
+            </w:pPr>
+            <w:r/>
+            <w:r>
+              <w:rPr>
+                <w:rFonts w:ascii="Courier New" w:hAnsi="Courier New"/>
+                <w:sz w:val="19"/>
+              </w:rPr>
+              <w:t>173388</w:t>
+            </w:r>
+          </w:p>
+        </w:tc>
+        <w:tc>
+          <w:tcPr>
+            <w:tcW w:type="dxa" w:w="1176"/>
+          </w:tcPr>
+          <w:p>
+            <w:pPr>
+              <w:jc w:val="right"/>
+            </w:pPr>
+            <w:r/>
+            <w:r>
+              <w:rPr>
+                <w:rFonts w:ascii="Courier New" w:hAnsi="Courier New"/>
+                <w:sz w:val="19"/>
+              </w:rPr>
+              <w:t>851</w:t>
+            </w:r>
+          </w:p>
+        </w:tc>
+        <w:tc>
+          <w:tcPr>
+            <w:tcW w:type="dxa" w:w="1176"/>
+          </w:tcPr>
+          <w:p>
+            <w:pPr>
+              <w:jc w:val="right"/>
+            </w:pPr>
+            <w:r/>
+            <w:r>
+              <w:rPr>
+                <w:rFonts w:ascii="Courier New" w:hAnsi="Courier New"/>
+                <w:sz w:val="19"/>
+              </w:rPr>
+              <w:t>99.7%</w:t>
+            </w:r>
+          </w:p>
+        </w:tc>
+        <w:tc>
+          <w:tcPr>
+            <w:tcW w:type="dxa" w:w="1176"/>
+          </w:tcPr>
+          <w:p>
+            <w:pPr>
+              <w:jc w:val="right"/>
+            </w:pPr>
+            <w:r/>
+            <w:r>
+              <w:rPr>
+                <w:rFonts w:ascii="Courier New" w:hAnsi="Courier New"/>
+                <w:sz w:val="19"/>
+              </w:rPr>
+              <w:t>298</w:t>
+            </w:r>
+          </w:p>
+        </w:tc>
+      </w:tr>
+      <w:tr>
+        <w:tc>
+          <w:tcPr>
+            <w:tcW w:type="dxa" w:w="1176"/>
+          </w:tcPr>
+          <w:p>
+            <w:r/>
+            <w:r>
+              <w:rPr>
+                <w:sz w:val="19"/>
+              </w:rPr>
+              <w:t>kln</w:t>
+            </w:r>
+          </w:p>
+        </w:tc>
+        <w:tc>
+          <w:tcPr>
+            <w:tcW w:type="dxa" w:w="1176"/>
+          </w:tcPr>
+          <w:p>
+            <w:r/>
+            <w:r>
+              <w:rPr>
+                <w:sz w:val="19"/>
+              </w:rPr>
+              <w:t>Kalenjin</w:t>
+            </w:r>
+          </w:p>
+        </w:tc>
+        <w:tc>
+          <w:tcPr>
+            <w:tcW w:type="dxa" w:w="1176"/>
+          </w:tcPr>
+          <w:p>
+            <w:pPr>
+              <w:jc w:val="right"/>
+            </w:pPr>
+            <w:r/>
+            <w:r>
+              <w:rPr>
+                <w:rFonts w:ascii="Courier New" w:hAnsi="Courier New"/>
+                <w:sz w:val="19"/>
+              </w:rPr>
+              <w:t>295</w:t>
+            </w:r>
+          </w:p>
+        </w:tc>
+        <w:tc>
+          <w:tcPr>
+            <w:tcW w:type="dxa" w:w="1176"/>
+          </w:tcPr>
+          <w:p>
+            <w:pPr>
+              <w:jc w:val="right"/>
+            </w:pPr>
+            <w:r/>
+            <w:r>
+              <w:rPr>
+                <w:rFonts w:ascii="Courier New" w:hAnsi="Courier New"/>
+                <w:sz w:val="19"/>
+              </w:rPr>
+              <w:t>4674494</w:t>
+            </w:r>
+          </w:p>
+        </w:tc>
+        <w:tc>
+          <w:tcPr>
+            <w:tcW w:type="dxa" w:w="1176"/>
+          </w:tcPr>
+          <w:p>
+            <w:pPr>
+              <w:jc w:val="right"/>
+            </w:pPr>
+            <w:r/>
+            <w:r>
+              <w:rPr>
+                <w:rFonts w:ascii="Courier New" w:hAnsi="Courier New"/>
+                <w:sz w:val="19"/>
+              </w:rPr>
+              <w:t>747249</w:t>
+            </w:r>
+          </w:p>
+        </w:tc>
+        <w:tc>
+          <w:tcPr>
+            <w:tcW w:type="dxa" w:w="1176"/>
+          </w:tcPr>
+          <w:p>
+            <w:pPr>
+              <w:jc w:val="right"/>
+            </w:pPr>
+            <w:r/>
+            <w:r>
+              <w:rPr>
+                <w:rFonts w:ascii="Courier New" w:hAnsi="Courier New"/>
+                <w:sz w:val="19"/>
+              </w:rPr>
+              <w:t>3258</w:t>
+            </w:r>
+          </w:p>
+        </w:tc>
+        <w:tc>
+          <w:tcPr>
+            <w:tcW w:type="dxa" w:w="1176"/>
+          </w:tcPr>
+          <w:p>
+            <w:pPr>
+              <w:jc w:val="right"/>
+            </w:pPr>
+            <w:r/>
+            <w:r>
+              <w:rPr>
+                <w:rFonts w:ascii="Courier New" w:hAnsi="Courier New"/>
+                <w:sz w:val="19"/>
+              </w:rPr>
+              <w:t>99.0%</w:t>
+            </w:r>
+          </w:p>
+        </w:tc>
+        <w:tc>
+          <w:tcPr>
+            <w:tcW w:type="dxa" w:w="1176"/>
+          </w:tcPr>
+          <w:p>
+            <w:pPr>
+              <w:jc w:val="right"/>
+            </w:pPr>
+            <w:r/>
+            <w:r>
+              <w:rPr>
+                <w:rFonts w:ascii="Courier New" w:hAnsi="Courier New"/>
+                <w:sz w:val="19"/>
+              </w:rPr>
+              <w:t>290</w:t>
+            </w:r>
+          </w:p>
+        </w:tc>
+      </w:tr>
+      <w:tr>
+        <w:tc>
+          <w:tcPr>
+            <w:tcW w:type="dxa" w:w="1176"/>
+          </w:tcPr>
+          <w:p>
+            <w:r/>
+            <w:r>
+              <w:rPr>
+                <w:sz w:val="19"/>
+              </w:rPr>
+              <w:t>lwg</w:t>
+            </w:r>
+          </w:p>
+        </w:tc>
+        <w:tc>
+          <w:tcPr>
+            <w:tcW w:type="dxa" w:w="1176"/>
+          </w:tcPr>
+          <w:p>
+            <w:r/>
+            <w:r>
+              <w:rPr>
+                <w:sz w:val="19"/>
+              </w:rPr>
+              <w:t>Wanga (Luhya)</w:t>
+            </w:r>
+          </w:p>
+        </w:tc>
+        <w:tc>
+          <w:tcPr>
+            <w:tcW w:type="dxa" w:w="1176"/>
+          </w:tcPr>
+          <w:p>
+            <w:pPr>
+              <w:jc w:val="right"/>
+            </w:pPr>
+            <w:r/>
+            <w:r>
+              <w:rPr>
+                <w:rFonts w:ascii="Courier New" w:hAnsi="Courier New"/>
+                <w:sz w:val="19"/>
+              </w:rPr>
+              <w:t>60</w:t>
+            </w:r>
+          </w:p>
+        </w:tc>
+        <w:tc>
+          <w:tcPr>
+            <w:tcW w:type="dxa" w:w="1176"/>
+          </w:tcPr>
+          <w:p>
+            <w:pPr>
+              <w:jc w:val="right"/>
+            </w:pPr>
+            <w:r/>
+            <w:r>
+              <w:rPr>
+                <w:rFonts w:ascii="Courier New" w:hAnsi="Courier New"/>
+                <w:sz w:val="19"/>
+              </w:rPr>
+              <w:t>491139</w:t>
+            </w:r>
+          </w:p>
+        </w:tc>
+        <w:tc>
+          <w:tcPr>
+            <w:tcW w:type="dxa" w:w="1176"/>
+          </w:tcPr>
+          <w:p>
+            <w:pPr>
+              <w:jc w:val="right"/>
+            </w:pPr>
+            <w:r/>
+            <w:r>
+              <w:rPr>
+                <w:rFonts w:ascii="Courier New" w:hAnsi="Courier New"/>
+                <w:sz w:val="19"/>
+              </w:rPr>
+              <w:t>73194</w:t>
+            </w:r>
+          </w:p>
+        </w:tc>
+        <w:tc>
+          <w:tcPr>
+            <w:tcW w:type="dxa" w:w="1176"/>
+          </w:tcPr>
+          <w:p>
+            <w:pPr>
+              <w:jc w:val="right"/>
+            </w:pPr>
+            <w:r/>
+            <w:r>
+              <w:rPr>
+                <w:rFonts w:ascii="Courier New" w:hAnsi="Courier New"/>
+                <w:sz w:val="19"/>
+              </w:rPr>
+              <w:t>356</w:t>
+            </w:r>
+          </w:p>
+        </w:tc>
+        <w:tc>
+          <w:tcPr>
+            <w:tcW w:type="dxa" w:w="1176"/>
+          </w:tcPr>
+          <w:p>
+            <w:pPr>
+              <w:jc w:val="right"/>
+            </w:pPr>
+            <w:r/>
+            <w:r>
+              <w:rPr>
+                <w:rFonts w:ascii="Courier New" w:hAnsi="Courier New"/>
+                <w:sz w:val="19"/>
+              </w:rPr>
+              <w:t>98.3%</w:t>
+            </w:r>
+          </w:p>
+        </w:tc>
+        <w:tc>
+          <w:tcPr>
+            <w:tcW w:type="dxa" w:w="1176"/>
+          </w:tcPr>
+          <w:p>
+            <w:pPr>
+              <w:jc w:val="right"/>
+            </w:pPr>
+            <w:r/>
+            <w:r>
+              <w:rPr>
+                <w:rFonts w:ascii="Courier New" w:hAnsi="Courier New"/>
+                <w:sz w:val="19"/>
+              </w:rPr>
+              <w:t>59</w:t>
             </w:r>
           </w:p>
         </w:tc>
@@ -17614,7 +18442,7 @@
           <w:color w:val="70879A"/>
           <w:sz w:val="17"/>
         </w:rPr>
-        <w:t>[measured]  Receipt R07: Served text language model m9j-74af7cef0a85 readings of the staged transcripts: jobs m9j-8cf6702f8718 (399 transcripts read, 3939 present)</w:t>
+        <w:t>[measured]  Receipt R07: Served text language model m9j-74af7cef0a85 readings of the staged transcripts: jobs m9j-2d43ed6cf567, m9j-8cf6702f8718 (2,245 transcripts read, 3939 present)</w:t>
       </w:r>
     </w:p>
     <w:p>
@@ -27261,17 +28089,17 @@
         <w:pStyle w:val="Heading1"/>
       </w:pPr>
       <w:r>
-        <w:t>Proposed first product specifications</w:t>
+        <w:t>Which products to prepare first</w:t>
       </w:r>
     </w:p>
     <w:p>
       <w:r>
-        <w:t>Of 8 candidates, the proposed first specifications are reference and master data, the content catalogue and channel engagement analytics. Each is graded C, and most supporting tables carry personal-data markers. This is a recommendation, not a measured commercial ranking.</w:t>
+        <w:t>The census scores 8 product candidates on dimensional readiness only, which establishes neither market demand nor revenue. This pack proposes reference and master-data licensing and the content catalogue and recommendation corpus as the first two, each needing canonical keys, completeness checks and de-identification or aggregation.</w:t>
       </w:r>
     </w:p>
     <w:p>
       <w:r>
-        <w:t>First tasks differ. Reference data needs canonical fields and completeness checks. The catalogue needs reconciliation and identifier removal. Channel analytics needs aggregation by channel and time, and metric validation. Each needs a buyer-side review of fit, and no revenue or semantic fit is claimed.</w:t>
+        <w:t>Aggregated channel and telco engagement analytics is the alternative if a buyer leads. The order is a planning judgement and needs a buyer-side review of each candidate against its intended use. Rights are settled and are not a gate.</w:t>
       </w:r>
     </w:p>
     <w:p>
@@ -27279,17 +28107,17 @@
         <w:pStyle w:val="Heading1"/>
       </w:pPr>
       <w:r>
-        <w:t>Decisions requested</w:t>
+        <w:t>The decisions requested</w:t>
       </w:r>
     </w:p>
     <w:p>
       <w:r>
-        <w:t>The decisions table sets out ten decisions, each with its source, action, proposed destination or rule, responsible role and benefit. Money is stated as an upper bound. The anchors are 41.9 TiB of write-inactive bytes, 7.7 TiB of duplicate candidates, 40 unreadable buckets and 1,174.4 USD a month at list prices.</w:t>
+        <w:t>The executive is asked to approve verification and preparation work, each with a named source, rule and responsible role in the decisions table. The storage decisions rest on 41.9 TiB of cold object data, 7.7 TiB of duplicate candidates and 40 unreadable buckets.</w:t>
       </w:r>
     </w:p>
     <w:p>
       <w:r>
-        <w:t>The owner is asked to approve named validation and preparation work with accountable roles and acceptance checks. Destinations remain provisional and nothing has been executed.</w:t>
+        <w:t>The benefit is bounded at 1,174.4 USD a month at list prices; it is not current spend. The audio opportunity of 529.5 recorded hours needs filtering and language checks first. Nothing has yet been moved, deleted or released.</w:t>
       </w:r>
     </w:p>
     <w:p>
@@ -28782,17 +29610,442 @@
         <w:pStyle w:val="Heading1"/>
       </w:pPr>
       <w:r>
-        <w:t>What cannot yet be said</w:t>
+        <w:t>What remains unmeasured</w:t>
       </w:r>
     </w:p>
     <w:p>
       <w:r>
-        <w:t>Only 638 of 1006 tables were measured, so sampled ratios need a complete-pass census. 40 buckets need reconciling with the provider, and 43.6 TiB of file shares in 1.5m files need fingerprinting.</w:t>
+        <w:t>Database measures cover 638 of 1006 tables, 40 buckets are unreachable, and file-share duplication is unmeasured across 1.5m files. 1694 transcripts were unread, script language was not read, and workbench overlap with the staged corpus is unjoined. One database connection awaits a read grant.</w:t>
       </w:r>
     </w:p>
     <w:p>
       <w:r>
-        <w:t>3540 transcripts remain unread, script language is unassessed, and overlap between workbench and staged recordings needs a hash join. These are measurement gaps with defined closing tasks, not adverse findings.</w:t>
+        <w:t>Each gap has a stated closing step: a complete-pass census, provider reconciliation, a fingerprinting pass, a text-model pass over scripts, a hash join and a read grant followed by a re-census. The table of model roles discloses authorship only.</w:t>
+      </w:r>
+    </w:p>
+    <w:p>
+      <w:pPr>
+        <w:spacing w:after="200"/>
+      </w:pPr>
+      <w:r>
+        <w:rPr>
+          <w:i w:val="0"/>
+          <w:color w:val="70879A"/>
+          <w:sz w:val="17"/>
+        </w:rPr>
+        <w:t>T036  Who wrote this pack — model roles by task strength</w:t>
+      </w:r>
+    </w:p>
+    <w:tbl>
+      <w:tblPr>
+        <w:tblStyle w:val="TableGrid"/>
+        <w:tblW w:type="auto" w:w="0"/>
+        <w:jc w:val="center"/>
+        <w:tblLook w:firstColumn="1" w:firstRow="1" w:lastColumn="0" w:lastRow="0" w:noHBand="0" w:noVBand="1" w:val="04A0"/>
+      </w:tblPr>
+      <w:tblGrid>
+        <w:gridCol w:w="1882"/>
+        <w:gridCol w:w="1882"/>
+        <w:gridCol w:w="1882"/>
+        <w:gridCol w:w="1882"/>
+        <w:gridCol w:w="1882"/>
+      </w:tblGrid>
+      <w:tr>
+        <w:tc>
+          <w:tcPr>
+            <w:tcW w:type="dxa" w:w="1882"/>
+            <w:shd w:val="clear" w:color="auto" w:fill="E8EEF3"/>
+          </w:tcPr>
+          <w:p>
+            <w:r/>
+            <w:r>
+              <w:rPr>
+                <w:b/>
+                <w:sz w:val="19"/>
+              </w:rPr>
+              <w:t>Role</w:t>
+            </w:r>
+          </w:p>
+        </w:tc>
+        <w:tc>
+          <w:tcPr>
+            <w:tcW w:type="dxa" w:w="1882"/>
+            <w:shd w:val="clear" w:color="auto" w:fill="E8EEF3"/>
+          </w:tcPr>
+          <w:p>
+            <w:r/>
+            <w:r>
+              <w:rPr>
+                <w:b/>
+                <w:sz w:val="19"/>
+              </w:rPr>
+              <w:t>Model</w:t>
+            </w:r>
+          </w:p>
+        </w:tc>
+        <w:tc>
+          <w:tcPr>
+            <w:tcW w:type="dxa" w:w="1882"/>
+            <w:shd w:val="clear" w:color="auto" w:fill="E8EEF3"/>
+          </w:tcPr>
+          <w:p>
+            <w:r/>
+            <w:r>
+              <w:rPr>
+                <w:b/>
+                <w:sz w:val="19"/>
+              </w:rPr>
+              <w:t>Family</w:t>
+            </w:r>
+          </w:p>
+        </w:tc>
+        <w:tc>
+          <w:tcPr>
+            <w:tcW w:type="dxa" w:w="1882"/>
+            <w:shd w:val="clear" w:color="auto" w:fill="E8EEF3"/>
+          </w:tcPr>
+          <w:p>
+            <w:r/>
+            <w:r>
+              <w:rPr>
+                <w:b/>
+                <w:sz w:val="19"/>
+              </w:rPr>
+              <w:t>Job</w:t>
+            </w:r>
+          </w:p>
+        </w:tc>
+        <w:tc>
+          <w:tcPr>
+            <w:tcW w:type="dxa" w:w="1882"/>
+            <w:shd w:val="clear" w:color="auto" w:fill="E8EEF3"/>
+          </w:tcPr>
+          <w:p>
+            <w:r/>
+            <w:r>
+              <w:rPr>
+                <w:b/>
+                <w:sz w:val="19"/>
+              </w:rPr>
+              <w:t>Measured strength</w:t>
+            </w:r>
+          </w:p>
+        </w:tc>
+      </w:tr>
+      <w:tr>
+        <w:tc>
+          <w:tcPr>
+            <w:tcW w:type="dxa" w:w="1882"/>
+          </w:tcPr>
+          <w:p>
+            <w:r/>
+            <w:r>
+              <w:rPr>
+                <w:sz w:val="19"/>
+              </w:rPr>
+              <w:t>assistant</w:t>
+            </w:r>
+          </w:p>
+        </w:tc>
+        <w:tc>
+          <w:tcPr>
+            <w:tcW w:type="dxa" w:w="1882"/>
+          </w:tcPr>
+          <w:p>
+            <w:r/>
+            <w:r>
+              <w:rPr>
+                <w:sz w:val="19"/>
+              </w:rPr>
+              <w:t>gpt-6-astra</w:t>
+            </w:r>
+          </w:p>
+        </w:tc>
+        <w:tc>
+          <w:tcPr>
+            <w:tcW w:type="dxa" w:w="1882"/>
+          </w:tcPr>
+          <w:p>
+            <w:r/>
+            <w:r>
+              <w:rPr>
+                <w:sz w:val="19"/>
+              </w:rPr>
+              <w:t>openai</w:t>
+            </w:r>
+          </w:p>
+        </w:tc>
+        <w:tc>
+          <w:tcPr>
+            <w:tcW w:type="dxa" w:w="1882"/>
+          </w:tcPr>
+          <w:p>
+            <w:r/>
+            <w:r>
+              <w:rPr>
+                <w:sz w:val="19"/>
+              </w:rPr>
+              <w:t>planning collaborator in Train Models: reads the run record, plans the next bounded step, proposes one action</w:t>
+            </w:r>
+          </w:p>
+        </w:tc>
+        <w:tc>
+          <w:tcPr>
+            <w:tcW w:type="dxa" w:w="1882"/>
+          </w:tcPr>
+          <w:p>
+            <w:r/>
+            <w:r>
+              <w:rPr>
+                <w:sz w:val="19"/>
+              </w:rPr>
+              <w:t>long-horizon planning and orchestration; strict JSON; grounded figures</w:t>
+            </w:r>
+          </w:p>
+        </w:tc>
+      </w:tr>
+      <w:tr>
+        <w:tc>
+          <w:tcPr>
+            <w:tcW w:type="dxa" w:w="1882"/>
+          </w:tcPr>
+          <w:p>
+            <w:r/>
+            <w:r>
+              <w:rPr>
+                <w:sz w:val="19"/>
+              </w:rPr>
+              <w:t>planner</w:t>
+            </w:r>
+          </w:p>
+        </w:tc>
+        <w:tc>
+          <w:tcPr>
+            <w:tcW w:type="dxa" w:w="1882"/>
+          </w:tcPr>
+          <w:p>
+            <w:r/>
+            <w:r>
+              <w:rPr>
+                <w:sz w:val="19"/>
+              </w:rPr>
+              <w:t>gpt-6-astra</w:t>
+            </w:r>
+          </w:p>
+        </w:tc>
+        <w:tc>
+          <w:tcPr>
+            <w:tcW w:type="dxa" w:w="1882"/>
+          </w:tcPr>
+          <w:p>
+            <w:r/>
+            <w:r>
+              <w:rPr>
+                <w:sz w:val="19"/>
+              </w:rPr>
+              <w:t>openai</w:t>
+            </w:r>
+          </w:p>
+        </w:tc>
+        <w:tc>
+          <w:tcPr>
+            <w:tcW w:type="dxa" w:w="1882"/>
+          </w:tcPr>
+          <w:p>
+            <w:r/>
+            <w:r>
+              <w:rPr>
+                <w:sz w:val="19"/>
+              </w:rPr>
+              <w:t>plans and orchestrates multi-step work (document story, measurement order, task decomposition)</w:t>
+            </w:r>
+          </w:p>
+        </w:tc>
+        <w:tc>
+          <w:tcPr>
+            <w:tcW w:type="dxa" w:w="1882"/>
+          </w:tcPr>
+          <w:p>
+            <w:r/>
+            <w:r>
+              <w:rPr>
+                <w:sz w:val="19"/>
+              </w:rPr>
+              <w:t>planning and orchestration across tools and steps</w:t>
+            </w:r>
+          </w:p>
+        </w:tc>
+      </w:tr>
+      <w:tr>
+        <w:tc>
+          <w:tcPr>
+            <w:tcW w:type="dxa" w:w="1882"/>
+          </w:tcPr>
+          <w:p>
+            <w:r/>
+            <w:r>
+              <w:rPr>
+                <w:sz w:val="19"/>
+              </w:rPr>
+              <w:t>reviewer</w:t>
+            </w:r>
+          </w:p>
+        </w:tc>
+        <w:tc>
+          <w:tcPr>
+            <w:tcW w:type="dxa" w:w="1882"/>
+          </w:tcPr>
+          <w:p>
+            <w:r/>
+            <w:r>
+              <w:rPr>
+                <w:sz w:val="19"/>
+              </w:rPr>
+              <w:t>claude-fable-5-1</w:t>
+            </w:r>
+          </w:p>
+        </w:tc>
+        <w:tc>
+          <w:tcPr>
+            <w:tcW w:type="dxa" w:w="1882"/>
+          </w:tcPr>
+          <w:p>
+            <w:r/>
+            <w:r>
+              <w:rPr>
+                <w:sz w:val="19"/>
+              </w:rPr>
+              <w:t>anthropic</w:t>
+            </w:r>
+          </w:p>
+        </w:tc>
+        <w:tc>
+          <w:tcPr>
+            <w:tcW w:type="dxa" w:w="1882"/>
+          </w:tcPr>
+          <w:p>
+            <w:r/>
+            <w:r>
+              <w:rPr>
+                <w:sz w:val="19"/>
+              </w:rPr>
+              <w:t>independent review of complex outputs against source evidence and acceptance criteria; a different family from the planner</w:t>
+            </w:r>
+          </w:p>
+        </w:tc>
+        <w:tc>
+          <w:tcPr>
+            <w:tcW w:type="dxa" w:w="1882"/>
+          </w:tcPr>
+          <w:p>
+            <w:r/>
+            <w:r>
+              <w:rPr>
+                <w:sz w:val="19"/>
+              </w:rPr>
+              <w:t>complex-task reasoning, error detection, disagreement stated plainly</w:t>
+            </w:r>
+          </w:p>
+        </w:tc>
+      </w:tr>
+      <w:tr>
+        <w:tc>
+          <w:tcPr>
+            <w:tcW w:type="dxa" w:w="1882"/>
+          </w:tcPr>
+          <w:p>
+            <w:r/>
+            <w:r>
+              <w:rPr>
+                <w:sz w:val="19"/>
+              </w:rPr>
+              <w:t>writer</w:t>
+            </w:r>
+          </w:p>
+        </w:tc>
+        <w:tc>
+          <w:tcPr>
+            <w:tcW w:type="dxa" w:w="1882"/>
+          </w:tcPr>
+          <w:p>
+            <w:r/>
+            <w:r>
+              <w:rPr>
+                <w:sz w:val="19"/>
+              </w:rPr>
+              <w:t>claude-sonnet-5-5</w:t>
+            </w:r>
+          </w:p>
+        </w:tc>
+        <w:tc>
+          <w:tcPr>
+            <w:tcW w:type="dxa" w:w="1882"/>
+          </w:tcPr>
+          <w:p>
+            <w:r/>
+            <w:r>
+              <w:rPr>
+                <w:sz w:val="19"/>
+              </w:rPr>
+              <w:t>anthropic</w:t>
+            </w:r>
+          </w:p>
+        </w:tc>
+        <w:tc>
+          <w:tcPr>
+            <w:tcW w:type="dxa" w:w="1882"/>
+          </w:tcPr>
+          <w:p>
+            <w:r/>
+            <w:r>
+              <w:rPr>
+                <w:sz w:val="19"/>
+              </w:rPr>
+              <w:t>writes every sentence the reader sees from evidence tokens under the content-manager gate</w:t>
+            </w:r>
+          </w:p>
+        </w:tc>
+        <w:tc>
+          <w:tcPr>
+            <w:tcW w:type="dxa" w:w="1882"/>
+          </w:tcPr>
+          <w:p>
+            <w:r/>
+            <w:r>
+              <w:rPr>
+                <w:sz w:val="19"/>
+              </w:rPr>
+              <w:t>evidence-grounded British-English prose that passes the figure-by-reference gate</w:t>
+            </w:r>
+          </w:p>
+        </w:tc>
+      </w:tr>
+    </w:tbl>
+    <w:p>
+      <w:pPr>
+        <w:spacing w:after="200"/>
+      </w:pPr>
+      <w:r>
+        <w:rPr>
+          <w:i/>
+          <w:color w:val="70879A"/>
+          <w:sz w:val="17"/>
+        </w:rPr>
+        <w:t>Planner and reviewer come from different model families so the review does not share the planner's blind spots; every call crosses the Shield chokepoint. Arithmetic, evidence binding and the build stay deterministic.</w:t>
+      </w:r>
+    </w:p>
+    <w:p>
+      <w:pPr>
+        <w:spacing w:after="200"/>
+      </w:pPr>
+      <w:r>
+        <w:rPr>
+          <w:rFonts w:ascii="Courier New" w:hAnsi="Courier New"/>
+          <w:i w:val="0"/>
+          <w:color w:val="70879A"/>
+          <w:sz w:val="17"/>
+        </w:rPr>
+        <w:t>[measured]  Receipt R09: Model role assignments evaluated 2026-10-02: integration model catalogue plus published task benchmarks reviewed on the day; planner/reviewer families kept distinct so the review does not share the planner's blind spots. Not claimed: no independent head-to-head benchmark was run on owner data; assignments are disclosed configuration, re-evaluated when a role under-performs on its own gate</w:t>
       </w:r>
     </w:p>
     <w:p>
@@ -28805,12 +30058,12 @@
     </w:p>
     <w:p>
       <w:r>
-        <w:t>First, test archive tiering on the 41.9 TiB of write-inactive object bytes, checking read patterns and retrieval fees against the 1,174.4 USD monthly upper bound. Second, confirm the 7.7 TiB of duplicate candidates by content hash. Third, reconcile the 40 unreadable buckets and fingerprint the file shares.</w:t>
+        <w:t>Start with the cold buckets: confirm read use and retrieval fees on the 43 buckets before tiering, since the upper bound is 986.5 USD a month. Hash the 7.7 TiB of duplicate candidates before removing any copy. Then reconcile the 40 unreadable buckets and fingerprint the file shares.</w:t>
       </w:r>
     </w:p>
     <w:p>
       <w:r>
-        <w:t>Then prepare one bounded product from the shortlist, with a buyer-side review. Keep database cleanup of about 15.2 GiB, which is 4.3% of bytes, as a separate narrower workstream. The order follows size and certainty: the largest bytes need the cheapest checks first.</w:t>
+        <w:t>In parallel, prepare reference data and the content catalogue. Keep database cleanup bounded by 15.2 GiB, 4.3% of bytes. Measure outcomes against the 1,174.4 USD bound. Responsibilities are proposed, not authorised execution.</w:t>
       </w:r>
     </w:p>
     <w:p>
@@ -28818,17 +30071,17 @@
         <w:pStyle w:val="Heading1"/>
       </w:pPr>
       <w:r>
-        <w:t>What the evidence cannot establish</w:t>
+        <w:t>Limits on what we can conclude</w:t>
       </w:r>
     </w:p>
     <w:p>
       <w:r>
-        <w:t>Coverage is the main limit. Database measures cover 638 of 1006 tables. The 71.8% personal-data marker share comes from sampled rows, and one connection could not be read. Unreadable buckets and unfingerprinted shares leave duplication open, and 7.7 TiB is candidates only.</w:t>
+        <w:t>Database coverage is 638 of 1006 tables, personal-data markers come from a sample, and duplicates are candidates until hashed. The 1,174.4 USD figure is a list-price upper bound, and cold bytes may still be read.</w:t>
       </w:r>
     </w:p>
     <w:p>
       <w:r>
-        <w:t>The 1,174.4 USD monthly figure is a list-price upper bound, not the owner's bill. Audio and transcript readings are model readings. Settled rights are separate from these operational checks.</w:t>
+        <w:t>Each limit closes with a specific check: a complete-pass census, product-specific privacy preparation, content hashing, an invoice comparison and retrieval-cost validation, and human review of language and audio usability. None of these limits reopens rights.</w:t>
       </w:r>
     </w:p>
     <w:p>
@@ -29473,7 +30726,7 @@
               <w:rPr>
                 <w:sz w:val="19"/>
               </w:rPr>
-              <w:t>Served text language model m9j-74af7cef0a85 readings of the staged transcripts: jobs m9j-8cf6702f8718 (399 transcripts read, 3939 present)</w:t>
+              <w:t>Served text language model m9j-74af7cef0a85 readings of the staged transcripts: jobs m9j-2d43ed6cf567, m9j-8cf6702f8718 (2,245 transcripts read, 3939 present)</w:t>
             </w:r>
           </w:p>
         </w:tc>
@@ -29504,6 +30757,36 @@
                 <w:sz w:val="19"/>
               </w:rPr>
               <w:t>Aggregate-only database reading etx-81e10befe6e0: news_vault.stories (script, title, date, hour_id) → news_vault.hours (station_id, time, type_id) → news_vault.stations (name); news_vault.news (2022 bulletins); local.uploaded_files (language_id, audio_length, status) ← local.transcripts (file_id, start_time, end_time, transcript) ; local.folder_languages (Language, code, station)</w:t>
+            </w:r>
+          </w:p>
+        </w:tc>
+      </w:tr>
+      <w:tr>
+        <w:tc>
+          <w:tcPr>
+            <w:tcW w:type="dxa" w:w="4706"/>
+          </w:tcPr>
+          <w:p>
+            <w:r/>
+            <w:r>
+              <w:rPr>
+                <w:sz w:val="19"/>
+              </w:rPr>
+              <w:t>R09</w:t>
+            </w:r>
+          </w:p>
+        </w:tc>
+        <w:tc>
+          <w:tcPr>
+            <w:tcW w:type="dxa" w:w="4706"/>
+          </w:tcPr>
+          <w:p>
+            <w:r/>
+            <w:r>
+              <w:rPr>
+                <w:sz w:val="19"/>
+              </w:rPr>
+              <w:t>Model role assignments evaluated 2026-10-02: integration model catalogue plus published task benchmarks reviewed on the day; planner/reviewer families kept distinct so the review does not share the planner's blind spots. Not claimed: no independent head-to-head benchmark was run on owner data; assignments are disclosed configuration, re-evaluated when a role under-performs on its own gate</w:t>
             </w:r>
           </w:p>
         </w:tc>
